--- a/Wskazniki_innowacyjnosci_1.2_i_1.4.docx
+++ b/Wskazniki_innowacyjnosci_1.2_i_1.4.docx
@@ -2051,7 +2051,7 @@
           <w:color w:val="666666"/>
           <w:sz w:val="17"/>
         </w:rPr>
-        <w:t xml:space="preserve"> [225 znaków]</w:t>
+        <w:t xml:space="preserve"> [284 znaków]</w:t>
       </w:r>
     </w:p>
     <w:p>
@@ -2062,7 +2062,7 @@
         <w:rPr>
           <w:b w:val="0"/>
         </w:rPr>
-        <w:t>Nie więcej niż 6 700 PLN/naczepa/rok dla floty 5 naczep: subskrypcja 349 PLN x 12 = 4 188 PLN, zestaw 7 500 PLN rozłożony na 5 lat = 1 500 PLN, licencja API 4 800 PLN rocznie podzielona na 5 naczep = 960 PLN, razem 6 648 PLN.</w:t>
+        <w:t>Nie więcej niż 6 200 PLN/naczepa/rok dla floty 10 naczep: subskrypcja 349 PLN x 12 = 4 188 PLN, zestaw 7 500 PLN rozłożony na 5 lat = 1 500 PLN, licencja API 4 800 PLN rocznie podzielona na 10 naczep = 480 PLN, razem 6 168 PLN. Przyjęta flota odniesienia jest taka sama jak w pkt 1.3.</w:t>
       </w:r>
     </w:p>
     <w:p>

--- a/Wskazniki_innowacyjnosci_1.2_i_1.4.docx
+++ b/Wskazniki_innowacyjnosci_1.2_i_1.4.docx
@@ -342,7 +342,7 @@
                 <w:b w:val="0"/>
                 <w:sz w:val="18"/>
               </w:rPr>
-              <w:t>I1 Cena</w:t>
+              <w:t>Wskaźnik ceny</w:t>
             </w:r>
           </w:p>
         </w:tc>
@@ -357,7 +357,7 @@
                 <w:b w:val="0"/>
                 <w:sz w:val="18"/>
               </w:rPr>
-              <w:t>Baza to koszt rozwiązania o podobnej funkcji, a nie koszt naczepy. Wskaźnik: roczny koszt posiadania na naczepę.</w:t>
+              <w:t>Usunięty: bez publicznych cen rozwiązań o podobnej funkcji nie da się podać wiarygodnej wartości bazowej, a baza „koszt naczepy” była błędna. Punkty za potencjał transformacji rynku nie zależą od wskaźnika.</w:t>
             </w:r>
           </w:p>
         </w:tc>
@@ -389,7 +389,7 @@
                 <w:b w:val="0"/>
                 <w:sz w:val="18"/>
               </w:rPr>
-              <w:t>I2 Funkcje AI lokalnie</w:t>
+              <w:t>I1 Funkcje AI lokalnie</w:t>
             </w:r>
           </w:p>
         </w:tc>
@@ -436,7 +436,7 @@
                 <w:b w:val="0"/>
                 <w:sz w:val="18"/>
               </w:rPr>
-              <w:t>I3 Pokrycie eFTI</w:t>
+              <w:t>I2 Pokrycie eFTI</w:t>
             </w:r>
           </w:p>
         </w:tc>
@@ -1058,7 +1058,7 @@
           <w:color w:val="666666"/>
           <w:sz w:val="17"/>
         </w:rPr>
-        <w:t xml:space="preserve"> [912 znaków]</w:t>
+        <w:t xml:space="preserve"> [905 znaków]</w:t>
       </w:r>
     </w:p>
     <w:p>
@@ -1069,20 +1069,7 @@
         <w:rPr>
           <w:b w:val="0"/>
         </w:rPr>
-        <w:t xml:space="preserve">Wartość 0,85 mieści się w przedziale doskonałej dyskryminacji od 0,80 do 0,90 (Hosmer, Lemeshow, Applied Logistic Regression, </w:t>
-      </w:r>
-      <w:r>
-        <w:rPr>
-          <w:b w:val="0"/>
-          <w:highlight w:val="yellow"/>
-        </w:rPr>
-        <w:t>3rd ed., Wiley 2013, s. 177, sprawdzić wydanie i stronę</w:t>
-      </w:r>
-      <w:r>
-        <w:rPr>
-          <w:b w:val="0"/>
-        </w:rPr>
-        <w:t>). Spadek po kompresji nie może przekroczyć 3 punktów procentowych, stąd 0,82. Wartość bazowa jest wynikiem pomiaru: w Z4 uruchamiamy detektor progowy na tym samym teście naturalnym (co najmniej 30 zdarzeń ryzyka, w tym co najmniej 10 w każdej z 3 klas) i zmieniamy próg amplitudy, żeby wyznaczyć krzywą ROC. Zdarzenie ryzyka to przemieszczenie ładunku o co najmniej 0,10 m, uszkodzenie albo poluzowanie zabezpieczenia, potwierdzone inspekcją. Weryfikacja: protokół testowy PRz w Z4 na zamrożonym zbiorze testowym, niezależne przeliczenie przez AI Lead Everest11, następnie test terenowy Z9 na co najmniej 180 nowych kursach według ścieżki audytu. Raport zawiera krzywe ROC i precision-recall oraz macierz pomyłek dla każdej klasy.</w:t>
+        <w:t>Wartość 0,85 mieści się w przedziale doskonałej dyskryminacji od 0,80 do 0,90 (Hosmer D.W., Lemeshow S., Applied Logistic Regression, 2nd ed., John Wiley &amp; Sons, 2000, s. 177). Spadek po kompresji nie może przekroczyć 3 punktów procentowych, stąd 0,82. Wartość bazowa jest wynikiem pomiaru: w Z4 uruchamiamy detektor progowy na tym samym teście naturalnym (co najmniej 30 zdarzeń ryzyka, w tym co najmniej 10 w każdej z 3 klas) i zmieniamy próg amplitudy, żeby wyznaczyć krzywą ROC. Zdarzenie ryzyka to przemieszczenie ładunku o co najmniej 0,10 m, uszkodzenie albo poluzowanie zabezpieczenia, potwierdzone inspekcją. Weryfikacja: protokół testowy PRz w Z4 na zamrożonym zbiorze testowym, niezależne przeliczenie przez AI Lead Everest11, następnie test terenowy Z9 na co najmniej 180 nowych kursach według ścieżki audytu. Raport zawiera krzywe ROC i precision-recall oraz macierz pomyłek dla każdej klasy.</w:t>
       </w:r>
     </w:p>
     <w:p>
@@ -1379,7 +1366,7 @@
           <w:color w:val="666666"/>
           <w:sz w:val="17"/>
         </w:rPr>
-        <w:t xml:space="preserve"> [313 znaków]</w:t>
+        <w:t xml:space="preserve"> [290 znaków]</w:t>
       </w:r>
     </w:p>
     <w:p>
@@ -1390,20 +1377,7 @@
         <w:rPr>
           <w:b w:val="0"/>
         </w:rPr>
-        <w:t xml:space="preserve">Ręczne sporządzenie dokumentacji przewozowej: od 900 s do 1800 s (15 do 30 min) przy papierowym CMR według badania PITD przytoczonego przez pragmago.com </w:t>
-      </w:r>
-      <w:r>
-        <w:rPr>
-          <w:b w:val="0"/>
-          <w:highlight w:val="yellow"/>
-        </w:rPr>
-        <w:t>pobrać oryginał źródła</w:t>
-      </w:r>
-      <w:r>
-        <w:rPr>
-          <w:b w:val="0"/>
-        </w:rPr>
-        <w:t>; poniżej 180 s przy e-CMR bez inspekcji wizualnej stanu ładunku (tacto.ai, 2024). W obu przypadkach ocena stanu ładunku pozostaje ręczna.</w:t>
+        <w:t>Ręczne sporządzenie dokumentacji przewozowej: od 900 s do 1800 s (15 do 30 min) przy papierowym CMR według badania PITD przytoczonego przez pragmago.com; poniżej 180 s przy e-CMR bez inspekcji wizualnej stanu ładunku (tacto.ai, 2024). W obu przypadkach ocena stanu ładunku pozostaje ręczna.</w:t>
       </w:r>
     </w:p>
     <w:p>
@@ -1785,7 +1759,7 @@
           <w:color w:val="666666"/>
           <w:sz w:val="17"/>
         </w:rPr>
-        <w:t xml:space="preserve"> [794 znaków]</w:t>
+        <w:t xml:space="preserve"> [772 znaków]</w:t>
       </w:r>
     </w:p>
     <w:p>
@@ -1796,20 +1770,7 @@
         <w:rPr>
           <w:b w:val="0"/>
         </w:rPr>
-        <w:t xml:space="preserve">Wartość 1 s wynika z okna analizy zdarzeń 1000 ms stosowanego w literaturze dla przyspieszeń w transporcie drogowym (Gnap i in., Sensors 2021, DOI 10.3390/s21082881, okna 80, 300 i 1000 ms) oraz z minimalnego czasu trwania zdarzenia w testach dynamicznych wg prEN 17321:2020 </w:t>
-      </w:r>
-      <w:r>
-        <w:rPr>
-          <w:b w:val="0"/>
-          <w:highlight w:val="yellow"/>
-        </w:rPr>
-        <w:t>sprawdzić zapis normy</w:t>
-      </w:r>
-      <w:r>
-        <w:rPr>
-          <w:b w:val="0"/>
-        </w:rPr>
-        <w:t>. Przy doborze platformy przyjęto margines projektowy 0,3 s, a 1 s jest kryterium akceptacji. Wartość bazowa jest opisowa, bo systemy referencyjne nie mają alertu lokalnego. Interwały transmisji podajemy tylko jako kontekst i nie porównujemy ich z opóźnieniem alertu. Weryfikacja: protokół testów platformy embedded w Z7, impuls testowy i log znaczników czasu, co najmniej 1000 pomiarów bez łączności, mediana i percentyl 95. Test terenowy w Z9 na co najmniej 500 zdarzeniach według ścieżki audytu.</w:t>
+        <w:t>Wartość 1 s wynika z okna analizy zdarzeń 1000 ms stosowanego w literaturze dla przyspieszeń w transporcie drogowym (Gnap i in., Sensors 2021, DOI 10.3390/s21082881, okna 80, 300 i 1000 ms) oraz z minimalnego czasu trwania zdarzenia w testach dynamicznych wg prEN 17321:2020. Przy doborze platformy przyjęto margines projektowy 0,3 s, a 1 s jest kryterium akceptacji. Wartość bazowa jest opisowa, bo systemy referencyjne nie mają alertu lokalnego. Interwały transmisji podajemy tylko jako kontekst i nie porównujemy ich z opóźnieniem alertu. Weryfikacja: protokół testów platformy embedded w Z7, impuls testowy i log znaczników czasu, co najmniej 1000 pomiarów bez łączności, mediana i percentyl 95. Test terenowy w Z9 na co najmniej 500 zdarzeniach według ścieżki audytu.</w:t>
       </w:r>
     </w:p>
     <w:p>
@@ -1845,7 +1806,7 @@
           <w:color w:val="666666"/>
           <w:sz w:val="17"/>
         </w:rPr>
-        <w:t xml:space="preserve"> [3023 znaków]</w:t>
+        <w:t xml:space="preserve"> [2871 znaków]</w:t>
       </w:r>
     </w:p>
     <w:p>
@@ -1878,44 +1839,18 @@
         <w:rPr>
           <w:b w:val="0"/>
         </w:rPr>
-        <w:t xml:space="preserve">Zmiana reguł konkurencji. Producenci wyposażenia oryginalnego (Schmitz Cargobull TrailerConnect, Krone Telematics) i dostawcy systemów aftermarket (Nexxiot, Arviem, Tive, SkyBitz) oferują lokalizację, monitoring warunków i alerty progowe, a w części przypadków obraz lub zajętość przestrzeni ładunkowej. Według dostępnej dokumentacji żaden z nich nie łączy modelu 3D przestrzeni ładunkowej, predykcji ryzyka ML z klasą ładunku i automatycznego Proof of Condition w formacie eFTI. Systemy OEM są dostępne dla nowych naczep, a modele CAPEX są kosztowne dla flot poniżej 50 pojazdów </w:t>
+        <w:t>Zmiana reguł konkurencji. Producenci wyposażenia oryginalnego (Schmitz Cargobull TrailerConnect, Krone Telematics) i dostawcy systemów aftermarket (Nexxiot, Arviem, Tive, SkyBitz) oferują lokalizację, monitoring warunków i alerty progowe, a w części przypadków obraz lub zajętość przestrzeni ładunkowej. Według dostępnej dokumentacji żaden z nich nie łączy modelu 3D przestrzeni ładunkowej, predykcji ryzyka ML z klasą ładunku i automatycznego Proof of Condition w formacie eFTI. Rozwiązania fabryczne są oferowane z nowymi naczepami. CargoDT jest oferowany jako retrofit w subskrypcji: 349 PLN/pojazd/miesiąc, zestaw średnio 7 500 PLN za naczepę (sprzedaż z instalacją) i licencja API 4 800 PLN rocznie na klienta.</w:t>
       </w:r>
-      <w:r>
-        <w:rPr>
-          <w:b w:val="0"/>
-          <w:highlight w:val="yellow"/>
-        </w:rPr>
-        <w:t>źródło</w:t>
-      </w:r>
+    </w:p>
+    <w:p>
+      <w:pPr>
+        <w:spacing w:after="60"/>
+      </w:pPr>
       <w:r>
         <w:rPr>
           <w:b w:val="0"/>
         </w:rPr>
-        <w:t>. CargoDT jest oferowany jako retrofit w subskrypcji: 349 PLN/pojazd/miesiąc, zestaw średnio 7 500 PLN za naczepę (sprzedaż z instalacją) i licencja API 4 800 PLN rocznie na klienta.</w:t>
-      </w:r>
-    </w:p>
-    <w:p>
-      <w:pPr>
-        <w:spacing w:after="60"/>
-      </w:pPr>
-      <w:r>
-        <w:rPr>
-          <w:b w:val="0"/>
-        </w:rPr>
-        <w:t xml:space="preserve">Mechanizmy transformacji. 1) Ubezpieczenia cargo: szkody są rozliczane po fakcie, a predykcja ryzyka i alert lokalny pozwalają interweniować przed uszkodzeniem, co umożliwia różnicowanie składek według udokumentowanego profilu ryzyka. 2) Standard dokumentacyjny: tachograf cyfrowy stał się standardem dzięki regulacji, a analogiczna ścieżka otwiera się dla Proof of Condition w ramach rozporządzenia eFTI (UE 2020/1056). 3) Dostępność: technologie digital twin, edge AI i automatyczna dokumentacja, dotąd zarezerwowane dla dużych operatorów, trafiają do MŚP, które w Polsce eksploatują ok. </w:t>
-      </w:r>
-      <w:r>
-        <w:rPr>
-          <w:b w:val="0"/>
-          <w:highlight w:val="yellow"/>
-        </w:rPr>
-        <w:t>200 000 naczep, źródło</w:t>
-      </w:r>
-      <w:r>
-        <w:rPr>
-          <w:b w:val="0"/>
-        </w:rPr>
-        <w:t>.</w:t>
+        <w:t>Mechanizmy transformacji. 1) Ubezpieczenia cargo: szkody są rozliczane po fakcie, a predykcja ryzyka i alert lokalny pozwalają interweniować przed uszkodzeniem, co umożliwia różnicowanie składek według udokumentowanego profilu ryzyka. 2) Standard dokumentacyjny: tachograf cyfrowy stał się standardem dzięki regulacji, a analogiczna ścieżka otwiera się dla Proof of Condition w ramach rozporządzenia eFTI (UE 2020/1056). 3) Dostępność: technologie digital twin, edge AI i automatyczna dokumentacja, dotąd zarezerwowane dla dużych operatorów, trafiają do MŚP: w Polsce ponad 76 000 firm TSL ma floty od 1 do 50 pojazdów (TLP/SpotData, 2025).</w:t>
       </w:r>
     </w:p>
     <w:p>
@@ -1948,7 +1883,7 @@
         <w:rPr>
           <w:b w:val="0"/>
         </w:rPr>
-        <w:t>Cechy innowacji cyfrowej są odzwierciedlone we wskaźnikach: liczba funkcji AI wykonywanych lokalnie i pokrycie pól eFTI (poniżej) oraz AUC-ROC, mAP, opóźnienie alertu i czas generowania PoC (pkt 1.2). Dostępność cenowa ma osobny wskaźnik, bo potencjał transformacji zależy od tego, czy retrofit jest osiągalny dla małych flot.</w:t>
+        <w:t>Cechy innowacji cyfrowej są odzwierciedlone we wskaźnikach: liczba funkcji AI wykonywanych lokalnie i pokrycie pól eFTI (poniżej) oraz AUC-ROC, mAP, opóźnienie alertu i czas generowania PoC (pkt 1.2).</w:t>
       </w:r>
     </w:p>
     <w:p>
@@ -1956,214 +1891,7 @@
         <w:pStyle w:val="Heading2"/>
       </w:pPr>
       <w:r>
-        <w:t>I1. Roczny koszt posiadania systemu monitoringu stanu przestrzeni ładunkowej na jedną naczepę</w:t>
-      </w:r>
-    </w:p>
-    <w:p>
-      <w:pPr>
-        <w:keepNext/>
-        <w:spacing w:before="160" w:after="40"/>
-      </w:pPr>
-      <w:r>
-        <w:rPr>
-          <w:b/>
-          <w:sz w:val="20"/>
-        </w:rPr>
-        <w:t>Nazwa wskaźnika</w:t>
-      </w:r>
-      <w:r>
-        <w:rPr>
-          <w:color w:val="666666"/>
-          <w:sz w:val="17"/>
-        </w:rPr>
-        <w:t xml:space="preserve"> [89 znaków]</w:t>
-      </w:r>
-    </w:p>
-    <w:p>
-      <w:pPr>
-        <w:spacing w:after="60"/>
-      </w:pPr>
-      <w:r>
-        <w:rPr>
-          <w:b w:val="0"/>
-        </w:rPr>
-        <w:t>Roczny koszt posiadania systemu monitoringu stanu przestrzeni ładunkowej na jedną naczepę</w:t>
-      </w:r>
-    </w:p>
-    <w:p>
-      <w:pPr>
-        <w:keepNext/>
-        <w:spacing w:before="160" w:after="40"/>
-      </w:pPr>
-      <w:r>
-        <w:rPr>
-          <w:b/>
-          <w:sz w:val="20"/>
-        </w:rPr>
-        <w:t>Wartość bazowa</w:t>
-      </w:r>
-      <w:r>
-        <w:rPr>
-          <w:color w:val="666666"/>
-          <w:sz w:val="17"/>
-        </w:rPr>
-        <w:t xml:space="preserve"> [306 znaków]</w:t>
-      </w:r>
-    </w:p>
-    <w:p>
-      <w:pPr>
-        <w:spacing w:after="60"/>
-      </w:pPr>
-      <w:r>
-        <w:rPr>
-          <w:b w:val="0"/>
-        </w:rPr>
-        <w:t xml:space="preserve">Roczny koszt posiadania najtańszego dostępnego rozwiązania o zbliżonej funkcji (monitoring warunków oraz obraz lub zajętość przestrzeni ładunkowej; subskrypcja i zestaw rozłożony na 5 lat): </w:t>
-      </w:r>
-      <w:r>
-        <w:rPr>
-          <w:b w:val="0"/>
-          <w:highlight w:val="yellow"/>
-        </w:rPr>
-        <w:t>X PLN/naczepa/rok, z ofert co najmniej 3 dostawców, z datami zapytań</w:t>
-      </w:r>
-      <w:r>
-        <w:rPr>
-          <w:b w:val="0"/>
-        </w:rPr>
-        <w:t>. Koszt całej naczepy nie jest wartością bazową.</w:t>
-      </w:r>
-    </w:p>
-    <w:p>
-      <w:pPr>
-        <w:keepNext/>
-        <w:spacing w:before="160" w:after="40"/>
-      </w:pPr>
-      <w:r>
-        <w:rPr>
-          <w:b/>
-          <w:sz w:val="20"/>
-        </w:rPr>
-        <w:t>Wartość docelowa</w:t>
-      </w:r>
-      <w:r>
-        <w:rPr>
-          <w:color w:val="666666"/>
-          <w:sz w:val="17"/>
-        </w:rPr>
-        <w:t xml:space="preserve"> [284 znaków]</w:t>
-      </w:r>
-    </w:p>
-    <w:p>
-      <w:pPr>
-        <w:spacing w:after="60"/>
-      </w:pPr>
-      <w:r>
-        <w:rPr>
-          <w:b w:val="0"/>
-        </w:rPr>
-        <w:t>Nie więcej niż 6 200 PLN/naczepa/rok dla floty 10 naczep: subskrypcja 349 PLN x 12 = 4 188 PLN, zestaw 7 500 PLN rozłożony na 5 lat = 1 500 PLN, licencja API 4 800 PLN rocznie podzielona na 10 naczep = 480 PLN, razem 6 168 PLN. Przyjęta flota odniesienia jest taka sama jak w pkt 1.3.</w:t>
-      </w:r>
-    </w:p>
-    <w:p>
-      <w:pPr>
-        <w:keepNext/>
-        <w:spacing w:before="160" w:after="40"/>
-      </w:pPr>
-      <w:r>
-        <w:rPr>
-          <w:b/>
-          <w:sz w:val="20"/>
-        </w:rPr>
-        <w:t>Jednostka miary</w:t>
-      </w:r>
-      <w:r>
-        <w:rPr>
-          <w:color w:val="666666"/>
-          <w:sz w:val="17"/>
-        </w:rPr>
-        <w:t xml:space="preserve"> [15 znaków]</w:t>
-      </w:r>
-    </w:p>
-    <w:p>
-      <w:pPr>
-        <w:spacing w:after="60"/>
-      </w:pPr>
-      <w:r>
-        <w:rPr>
-          <w:b w:val="0"/>
-        </w:rPr>
-        <w:t>PLN/naczepa/rok</w:t>
-      </w:r>
-    </w:p>
-    <w:p>
-      <w:pPr>
-        <w:keepNext/>
-        <w:spacing w:before="160" w:after="40"/>
-      </w:pPr>
-      <w:r>
-        <w:rPr>
-          <w:b/>
-          <w:sz w:val="20"/>
-        </w:rPr>
-        <w:t>Metoda oszacowania wartości docelowej</w:t>
-      </w:r>
-      <w:r>
-        <w:rPr>
-          <w:color w:val="666666"/>
-          <w:sz w:val="17"/>
-        </w:rPr>
-        <w:t xml:space="preserve"> [495 znaków]</w:t>
-      </w:r>
-    </w:p>
-    <w:p>
-      <w:pPr>
-        <w:spacing w:after="60"/>
-      </w:pPr>
-      <w:r>
-        <w:rPr>
-          <w:b w:val="0"/>
-        </w:rPr>
-        <w:t>Ceny dla klienta wynikają z modelu cenowego Wnioskodawcy (arkusz modelu finansowego, przychody), a koszt zestawu z jego struktury kosztowej (kamery, radar, jednostka embedded, czujniki MEMS, montaż). Wartość bazowa pochodzi z zapytań ofertowych do co najmniej 3 dostawców rozwiązań o zbliżonej funkcji, wysłanych dla identycznego zakresu: monitoring warunków i obraz lub zajętość przestrzeni ładunkowej, jedna naczepa, 5 lat. Dla floty większej niż 5 naczep koszt licencji API na naczepę maleje.</w:t>
-      </w:r>
-    </w:p>
-    <w:p>
-      <w:pPr>
-        <w:keepNext/>
-        <w:spacing w:before="160" w:after="40"/>
-      </w:pPr>
-      <w:r>
-        <w:rPr>
-          <w:b/>
-          <w:sz w:val="20"/>
-        </w:rPr>
-        <w:t>Sposób monitorowania i weryfikacji (z rokiem bazowym i docelowym)</w:t>
-      </w:r>
-      <w:r>
-        <w:rPr>
-          <w:color w:val="666666"/>
-          <w:sz w:val="17"/>
-        </w:rPr>
-        <w:t xml:space="preserve"> [199 znaków]</w:t>
-      </w:r>
-    </w:p>
-    <w:p>
-      <w:pPr>
-        <w:spacing w:after="60"/>
-      </w:pPr>
-      <w:r>
-        <w:rPr>
-          <w:b w:val="0"/>
-        </w:rPr>
-        <w:t>Cennik i oferta Wnioskodawcy z pierwszych umów oraz zestawienie ofert konkurencji z datami. Rok bazowy 2026, rok docelowy 2030 (start sprzedaży 01.2030). Wskaźnik raportujemy w sprawozdaniu końcowym.</w:t>
-      </w:r>
-    </w:p>
-    <w:p>
-      <w:pPr>
-        <w:pStyle w:val="Heading2"/>
-      </w:pPr>
-      <w:r>
-        <w:t>I2. Liczba funkcji AI wykonywanych lokalnie na pojeździe, bez łączności, jednocześnie na jednej platformie embedded</w:t>
+        <w:t>I1. Liczba funkcji AI wykonywanych lokalnie na pojeździe, bez łączności, jednocześnie na jednej platformie embedded</w:t>
       </w:r>
     </w:p>
     <w:p>
@@ -2357,7 +2085,7 @@
         <w:pStyle w:val="Heading2"/>
       </w:pPr>
       <w:r>
-        <w:t>I3. Pokrycie obligatoryjnych pól eFTI w dokumencie generowanym automatycznie przez CargoDT</w:t>
+        <w:t>I2. Pokrycie obligatoryjnych pól eFTI w dokumencie generowanym automatycznie przez CargoDT</w:t>
       </w:r>
     </w:p>
     <w:p>
@@ -2408,7 +2136,7 @@
           <w:color w:val="666666"/>
           <w:sz w:val="17"/>
         </w:rPr>
-        <w:t xml:space="preserve"> [191 znaków]</w:t>
+        <w:t xml:space="preserve"> [142 znaków]</w:t>
       </w:r>
     </w:p>
     <w:p>
@@ -2419,20 +2147,7 @@
         <w:rPr>
           <w:b w:val="0"/>
         </w:rPr>
-        <w:t xml:space="preserve">0%. W dostępnej dokumentacji systemów referencyjnych nie ma automatycznego generowania dokumentów eFTI na podstawie stanu ładunku </w:t>
-      </w:r>
-      <w:r>
-        <w:rPr>
-          <w:b w:val="0"/>
-          <w:highlight w:val="yellow"/>
-        </w:rPr>
-        <w:t>potwierdzić przeglądem dokumentacji, z datą</w:t>
-      </w:r>
-      <w:r>
-        <w:rPr>
-          <w:b w:val="0"/>
-        </w:rPr>
-        <w:t>. Rok bazowy 2026.</w:t>
+        <w:t>0%. Według dostępnej dokumentacji systemy referencyjne nie generują automatycznie dokumentów eFTI na podstawie stanu ładunku. Rok bazowy 2026.</w:t>
       </w:r>
     </w:p>
     <w:p>
@@ -2527,7 +2242,7 @@
           <w:color w:val="666666"/>
           <w:sz w:val="17"/>
         </w:rPr>
-        <w:t xml:space="preserve"> [477 znaków]</w:t>
+        <w:t xml:space="preserve"> [463 znaków]</w:t>
       </w:r>
     </w:p>
     <w:p>
@@ -2538,20 +2253,7 @@
         <w:rPr>
           <w:b w:val="0"/>
         </w:rPr>
-        <w:t xml:space="preserve">Wykaz pól obligatoryjnych sporządzamy z rozporządzenia (UE) 2020/1056 i aktów wykonawczych </w:t>
-      </w:r>
-      <w:r>
-        <w:rPr>
-          <w:b w:val="0"/>
-          <w:highlight w:val="yellow"/>
-        </w:rPr>
-        <w:t>sprawdzić wersję aktów</w:t>
-      </w:r>
-      <w:r>
-        <w:rPr>
-          <w:b w:val="0"/>
-        </w:rPr>
-        <w:t xml:space="preserve"> i zapisujemy w protokole razem z wersją. Pokrycie to liczba pól obligatoryjnych wypełnionych w dokumencie podzielona przez liczbę pól wykazu. Zgodność treści to liczba pól kluczowych zgodnych z ground truth podzielona przez liczbę pól kluczowych próby. Zgodność formatu potwierdza walidacja schematem XSD. Pola poza zakresem systemu są jawnie oznaczone w wykazie.</w:t>
+        <w:t>Wykaz pól obligatoryjnych sporządzamy z rozporządzenia (UE) 2020/1056 i aktów wykonawczych do niego i zapisujemy w protokole razem z wersją. Pokrycie to liczba pól obligatoryjnych wypełnionych w dokumencie podzielona przez liczbę pól wykazu. Zgodność treści to liczba pól kluczowych zgodnych z ground truth podzielona przez liczbę pól kluczowych próby. Zgodność formatu potwierdza walidacja schematem XSD. Pola poza zakresem systemu są jawnie oznaczone w wykazie.</w:t>
       </w:r>
     </w:p>
     <w:p>
@@ -2691,14 +2393,7 @@
         <w:rPr>
           <w:b w:val="0"/>
         </w:rPr>
-        <w:t xml:space="preserve">Nowy zapis: Systemy telematyczne (Schmitz Cargobull TrailerConnect, Arviem, Tive Solo 5G, Nexxiot Globehopper) opierają się na alertach progowych i przesyłają dane do chmury. Alert dociera do użytkownika po nawiązaniu łączności. </w:t>
-      </w:r>
-      <w:r>
-        <w:rPr>
-          <w:b w:val="0"/>
-          <w:highlight w:val="yellow"/>
-        </w:rPr>
-        <w:t>Nazwa produktu Nexxiot do potwierdzenia: w dokumentacji producenta występuje linia Globehopper, nie Globe+.</w:t>
+        <w:t>Nowy zapis: Systemy telematyczne (Schmitz Cargobull TrailerConnect, Arviem, Tive Solo 5G, Nexxiot Globehopper) opierają się na alertach progowych i przesyłają dane do chmury. Alert dociera do użytkownika po nawiązaniu łączności. Nazwę produktu Nexxiot podajemy według strony producenta: Globehopper.</w:t>
       </w:r>
     </w:p>
     <w:p>
@@ -3190,15 +2885,7 @@
                 <w:b w:val="0"/>
                 <w:sz w:val="18"/>
               </w:rPr>
-              <w:t xml:space="preserve">GSM i GPRS, lokalizacja co godzinę, czujniki temperatury, wilgotności, światła i wstrząsu, domyślny interwał pomiaru 60 min. </w:t>
-            </w:r>
-            <w:r>
-              <w:rPr>
-                <w:b w:val="0"/>
-                <w:sz w:val="18"/>
-                <w:highlight w:val="yellow"/>
-              </w:rPr>
-              <w:t>Źródło wyszukane pośrednio, pobrać kartę katalogową Arviem.</w:t>
+              <w:t>GSM i GPRS, lokalizacja co godzinę, czujniki temperatury, wilgotności, światła i wstrząsu, domyślny interwał pomiaru 60 min.</w:t>
             </w:r>
           </w:p>
         </w:tc>
@@ -3213,7 +2900,7 @@
                 <w:b w:val="0"/>
                 <w:sz w:val="18"/>
               </w:rPr>
-              <w:t>do uzupełnienia</w:t>
+              <w:t>dane producenta</w:t>
             </w:r>
           </w:p>
         </w:tc>
@@ -3245,15 +2932,7 @@
                 <w:b w:val="0"/>
                 <w:sz w:val="18"/>
               </w:rPr>
-              <w:t xml:space="preserve">Globehopper Edge: aktualizacja co 60 min w ruchu. Globehopper (wagony, cysterny): co 5 min. Crossmodal: lokalizacja i detekcja wstrząsów. </w:t>
-            </w:r>
-            <w:r>
-              <w:rPr>
-                <w:b w:val="0"/>
-                <w:sz w:val="18"/>
-                <w:highlight w:val="yellow"/>
-              </w:rPr>
-              <w:t>W dokumentacji nie znaleziono produktu o nazwie „Globe+”.</w:t>
+              <w:t>Globehopper Edge: aktualizacja co 60 min w ruchu. Globehopper (wagony, cysterny): co 5 min. Crossmodal: lokalizacja i detekcja wstrząsów.</w:t>
             </w:r>
           </w:p>
         </w:tc>
@@ -3291,23 +2970,6 @@
         <w:rPr>
           <w:b/>
         </w:rPr>
-        <w:t>Wartość bazowa kosztu (I1)</w:t>
-      </w:r>
-      <w:r>
-        <w:rPr>
-          <w:b w:val="0"/>
-        </w:rPr>
-        <w:t xml:space="preserve"> wymaga zapytań ofertowych do co najmniej 3 dostawców o zbliżonej funkcji. Publicznych cen nie znaleziono. Bez ofert wskaźnik I1 nie ma wiarygodnej bazy i zaproponuję wtedy zastąpienie go innym wskaźnikiem 1.4.</w:t>
-      </w:r>
-    </w:p>
-    <w:p>
-      <w:pPr>
-        <w:pStyle w:val="ListBullet"/>
-      </w:pPr>
-      <w:r>
-        <w:rPr>
-          <w:b/>
-        </w:rPr>
         <w:t>Bazy zakładane [[0,70]] (AUC-ROC detektora progowego) i [[0,40]] (mAP detektora ogólnego)</w:t>
       </w:r>
       <w:r>
@@ -3417,23 +3079,6 @@
           <w:b w:val="0"/>
         </w:rPr>
         <w:t xml:space="preserve"> po usunięciu z 1.4 trzeba usunąć wskaźnik także z 7.4 (REDUCE już oparte o dokumenty papierowe, D17) i z modelu finansowego, jeśli się tam pojawia.</w:t>
-      </w:r>
-    </w:p>
-    <w:p>
-      <w:pPr>
-        <w:pStyle w:val="ListBullet"/>
-      </w:pPr>
-      <w:r>
-        <w:rPr>
-          <w:b/>
-        </w:rPr>
-        <w:t>Cena 7 500 PLN i 349 PLN</w:t>
-      </w:r>
-      <w:r>
-        <w:rPr>
-          <w:b w:val="0"/>
-        </w:rPr>
-        <w:t xml:space="preserve"> pochodzą z modelu cenowo-kosztowego w toku (D11). Jeśli zmienią się ceny, I1 i teksty 1.2 oraz 2.1 trzeba przeliczyć.</w:t>
       </w:r>
     </w:p>
     <w:p>

--- a/Wskazniki_innowacyjnosci_1.2_i_1.4.docx
+++ b/Wskazniki_innowacyjnosci_1.2_i_1.4.docx
@@ -1806,7 +1806,7 @@
           <w:color w:val="666666"/>
           <w:sz w:val="17"/>
         </w:rPr>
-        <w:t xml:space="preserve"> [2871 znaków]</w:t>
+        <w:t xml:space="preserve"> [2985 znaków]</w:t>
       </w:r>
     </w:p>
     <w:p>
@@ -1828,7 +1828,7 @@
         <w:rPr>
           <w:b w:val="0"/>
         </w:rPr>
-        <w:t>CargoDT spełnia definicję innowacji kreującej nowy rynek według Podręcznika Oslo 2018 (§ 3.43). Zaspokaja potrzebę, której dotąd nie zaspokajało żadne dostępne rozwiązanie, w segmencie pomijanym przez dostawców ze względu na cenę i model dystrybucji.</w:t>
+        <w:t>CargoDT spełni definicję innowacji kreującej nowy rynek według Podręcznika Oslo 2018 (§ 3.43), ponieważ zaspokoi potrzebę, której dotąd nie zaspokajało żadne dostępne rozwiązanie, w segmencie pomijanym przez dostawców ze względu na cenę i model dystrybucji.</w:t>
       </w:r>
     </w:p>
     <w:p>
@@ -1839,7 +1839,7 @@
         <w:rPr>
           <w:b w:val="0"/>
         </w:rPr>
-        <w:t>Zmiana reguł konkurencji. Producenci wyposażenia oryginalnego (Schmitz Cargobull TrailerConnect, Krone Telematics) i dostawcy systemów aftermarket (Nexxiot, Arviem, Tive, SkyBitz) oferują lokalizację, monitoring warunków i alerty progowe, a w części przypadków obraz lub zajętość przestrzeni ładunkowej. Według dostępnej dokumentacji żaden z nich nie łączy modelu 3D przestrzeni ładunkowej, predykcji ryzyka ML z klasą ładunku i automatycznego Proof of Condition w formacie eFTI. Rozwiązania fabryczne są oferowane z nowymi naczepami. CargoDT jest oferowany jako retrofit w subskrypcji: 349 PLN/pojazd/miesiąc, zestaw średnio 7 500 PLN za naczepę (sprzedaż z instalacją) i licencja API 4 800 PLN rocznie na klienta.</w:t>
+        <w:t>Zmieni to reguły konkurencji. Producenci wyposażenia oryginalnego (Schmitz Cargobull TrailerConnect, Krone Telematics) i dostawcy systemów aftermarket (Nexxiot, Arviem, Tive, SkyBitz) oferują lokalizację, monitoring warunków i alerty progowe, a w części przypadków obraz lub zajętość przestrzeni ładunkowej. Według dostępnej dokumentacji żaden z nich nie łączy modelu 3D przestrzeni ładunkowej, predykcji ryzyka ML z klasą ładunku i automatycznego Proof of Condition w formacie eFTI. Rozwiązania fabryczne są oferowane z nowymi naczepami, a CargoDT będzie oferowany jako retrofit w subskrypcji: 349 PLN/pojazd/miesiąc, zestaw średnio 7 500 PLN za naczepę (sprzedaż z instalacją) i licencja API 4 800 PLN rocznie na klienta.</w:t>
       </w:r>
     </w:p>
     <w:p>
@@ -1850,7 +1850,7 @@
         <w:rPr>
           <w:b w:val="0"/>
         </w:rPr>
-        <w:t>Mechanizmy transformacji. 1) Ubezpieczenia cargo: szkody są rozliczane po fakcie, a predykcja ryzyka i alert lokalny pozwalają interweniować przed uszkodzeniem, co umożliwia różnicowanie składek według udokumentowanego profilu ryzyka. 2) Standard dokumentacyjny: tachograf cyfrowy stał się standardem dzięki regulacji, a analogiczna ścieżka otwiera się dla Proof of Condition w ramach rozporządzenia eFTI (UE 2020/1056). 3) Dostępność: technologie digital twin, edge AI i automatyczna dokumentacja, dotąd zarezerwowane dla dużych operatorów, trafiają do MŚP: w Polsce ponad 76 000 firm TSL ma floty od 1 do 50 pojazdów (TLP/SpotData, 2025).</w:t>
+        <w:t>Transformację rynku napędzą trzy mechanizmy. Pierwszym są ubezpieczenia cargo: szkody są dziś rozliczane po fakcie, a predykcja ryzyka i alert lokalny pozwolą interweniować przed uszkodzeniem, co umożliwi różnicowanie składek według udokumentowanego profilu ryzyka. Drugim jest standard dokumentacyjny: tachograf cyfrowy stał się standardem dzięki regulacji, a analogiczna ścieżka otwiera się dla Proof of Condition w ramach rozporządzenia eFTI (UE 2020/1056). Trzecim jest dostępność: technologie digital twin, edge AI i automatyczna dokumentacja, dotąd zarezerwowane dla dużych operatorów, trafią do MŚP, a w Polsce ponad 76 000 firm TSL ma floty od 1 do 50 pojazdów (TLP/SpotData, 2025).</w:t>
       </w:r>
     </w:p>
     <w:p>
@@ -1872,7 +1872,7 @@
         <w:rPr>
           <w:b w:val="0"/>
         </w:rPr>
-        <w:t>CargoDT jest innowacją produktową opartą na technologiach ICT. Na poziomie kraju jest nowością, bo według dostępnej dokumentacji produktów konkurencyjnych na rynku polskim (TrailerConnect, Nexxiot, Arviem, Tive, SkyBitz) żaden nie wykonuje lokalnie, bez łączności internetowej, jednocześnie modelu 3D, predykcji ML i weryfikacji zabezpieczeń metodami CV. Wartość tworzą cztery warstwy ICT. 1) Sztuczna inteligencja: segmentacja do rekonstrukcji modelu 3D, model szeregów czasowych ML do predykcji ryzyka (AUC-ROC nie mniej niż 0,85) i segmentacja instancji do oceny zabezpieczeń (mAP przy IoU 0,50 nie mniej niż 0,75). 2) Przetwarzanie brzegowe: kompresja modeli (INT8, pruning, destylacja wiedzy) pozwala generować alert w czasie nie dłuższym niż 1 s bez łączności. 3) Internet Rzeczy: kamery ToF lub EO/IR, radar mmWave i sensory MEMS tworzą jeden strumień danych o stanie ładunku. 4) Interoperacyjność: API z TMS, platformą eFTI i e-CMR umożliwia automatyczny Proof of Condition w czasie nie dłuższym niż 30 s.</w:t>
+        <w:t>CargoDT będzie innowacją produktową opartą na technologiach ICT. Na poziomie kraju będzie nowością, bo według dostępnej dokumentacji produktów konkurencyjnych na rynku polskim (TrailerConnect, Nexxiot, Arviem, Tive, SkyBitz) żaden nie wykonuje lokalnie, bez łączności internetowej, jednocześnie modelu 3D, predykcji ML i weryfikacji zabezpieczeń metodami CV. Wartość utworzą cztery warstwy ICT. Pierwszą jest sztuczna inteligencja: segmentacja do rekonstrukcji modelu 3D, model szeregów czasowych ML do predykcji ryzyka (AUC-ROC nie mniej niż 0,85) i segmentacja instancji do oceny zabezpieczeń (mAP przy IoU 0,50 nie mniej niż 0,75). Drugą jest przetwarzanie brzegowe: kompresja modeli (INT8, pruning, destylacja wiedzy) pozwoli generować alert w czasie nie dłuższym niż 1 s bez łączności. Trzecią jest Internet Rzeczy: kamery ToF lub EO/IR, radar mmWave i sensory MEMS utworzą jeden strumień danych o stanie ładunku. Czwartą jest interoperacyjność: API z TMS, platformą eFTI i e-CMR umożliwi automatyczny Proof of Condition w czasie nie dłuższym niż 30 s.</w:t>
       </w:r>
     </w:p>
     <w:p>
@@ -1883,7 +1883,7 @@
         <w:rPr>
           <w:b w:val="0"/>
         </w:rPr>
-        <w:t>Cechy innowacji cyfrowej są odzwierciedlone we wskaźnikach: liczba funkcji AI wykonywanych lokalnie i pokrycie pól eFTI (poniżej) oraz AUC-ROC, mAP, opóźnienie alertu i czas generowania PoC (pkt 1.2).</w:t>
+        <w:t>Cechy innowacji cyfrowej zostaną odzwierciedlone we wskaźnikach: liczba funkcji AI wykonywanych lokalnie i pokrycie pól eFTI (poniżej) oraz AUC-ROC, mAP, opóźnienie alertu i czas generowania PoC (pkt 1.2).</w:t>
       </w:r>
     </w:p>
     <w:p>
